--- a/docs/informes/Informe6_Repositorio_AbasteceNi_v1.0.docx
+++ b/docs/informes/Informe6_Repositorio_AbasteceNi_v1.0.docx
@@ -843,7 +843,7 @@
         <w:jc w:val="both"/>
       </w:pPr>
       <w:r>
-        <w:t xml:space="preserve">Abarca el repositorio desde su base documental hasta la fecha de corte: las iteraciones IT-00, IT-01 e IT-02 (tramo A) y la redacción de estos informes. IT-00 e IT-01 están integradas en </w:t>
+        <w:t xml:space="preserve">Abarca el repositorio desde su base documental hasta la fecha de corte: las iteraciones IT-00, IT-01 e IT-02 (tramo A) y la redacción de estos informes. IT-00, IT-01 e IT-02 (tramo A) están integradas en </w:t>
       </w:r>
       <w:r>
         <w:rPr>
@@ -854,17 +854,7 @@
         <w:t xml:space="preserve">main</w:t>
       </w:r>
       <w:r>
-        <w:t xml:space="preserve"> (PR #1 y #2). IT-02 (tramo A) está </w:t>
-      </w:r>
-      <w:r>
-        <w:rPr>
-          <w:b/>
-          <w:bCs/>
-        </w:rPr>
-        <w:t xml:space="preserve">construida y verificada, pendiente de la revisión cruzada</w:t>
-      </w:r>
-      <w:r>
-        <w:t xml:space="preserve"> (PR #3) para integrarse (DM-04, condiciones 5 y 6), y por eso se presenta como construida en rama y no como parte del incremento integrado.</w:t>
+        <w:t xml:space="preserve"> (PR #1, #2 y #3), con la batería en verde.</w:t>
       </w:r>
     </w:p>
     <w:p>
@@ -4588,22 +4578,7 @@
                 <w:sz w:val="18"/>
                 <w:szCs w:val="18"/>
               </w:rPr>
-              <w:t xml:space="preserve">Abierta, actualizada con </w:t>
-            </w:r>
-            <w:r>
-              <w:rPr>
-                <w:rFonts w:ascii="Consolas" w:cs="Consolas" w:eastAsia="Consolas" w:hAnsi="Consolas"/>
-                <w:sz w:val="18"/>
-                <w:szCs w:val="18"/>
-              </w:rPr>
-              <w:t xml:space="preserve">main</w:t>
-            </w:r>
-            <w:r>
-              <w:rPr>
-                <w:sz w:val="18"/>
-                <w:szCs w:val="18"/>
-              </w:rPr>
-              <w:t xml:space="preserve">, CI en verde</w:t>
+              <w:t xml:space="preserve">Fusionada</w:t>
             </w:r>
           </w:p>
         </w:tc>
@@ -4693,7 +4668,7 @@
                 <w:sz w:val="18"/>
                 <w:szCs w:val="18"/>
               </w:rPr>
-              <w:t xml:space="preserve">Pendiente</w:t>
+              <w:t xml:space="preserve">PR #5</w:t>
             </w:r>
           </w:p>
         </w:tc>
@@ -4752,7 +4727,156 @@
                 <w:sz w:val="18"/>
                 <w:szCs w:val="18"/>
               </w:rPr>
-              <w:t xml:space="preserve">Informes de la fase de desarrollo</w:t>
+              <w:t xml:space="preserve">Informes de la fase de desarrollo; abierta</w:t>
+            </w:r>
+          </w:p>
+        </w:tc>
+        <w:tc>
+          <w:tcPr>
+            <w:tcW w:type="dxa" w:w="1312"/>
+            <w:tcBorders>
+              <w:top w:val="single" w:color="A6A6A6" w:sz="4"/>
+              <w:left w:val="single" w:color="A6A6A6" w:sz="4"/>
+              <w:bottom w:val="single" w:color="A6A6A6" w:sz="4"/>
+              <w:right w:val="single" w:color="A6A6A6" w:sz="4"/>
+            </w:tcBorders>
+            <w:tcMar>
+              <w:top w:type="dxa" w:w="60"/>
+              <w:left w:type="dxa" w:w="90"/>
+              <w:bottom w:type="dxa" w:w="60"/>
+              <w:right w:type="dxa" w:w="90"/>
+            </w:tcMar>
+          </w:tcPr>
+          <w:p>
+            <w:pPr>
+              <w:spacing w:after="30"/>
+            </w:pPr>
+            <w:r>
+              <w:rPr>
+                <w:sz w:val="18"/>
+                <w:szCs w:val="18"/>
+              </w:rPr>
+              <w:t xml:space="preserve">Menos de un día</w:t>
+            </w:r>
+          </w:p>
+        </w:tc>
+      </w:tr>
+      <w:tr>
+        <w:tc>
+          <w:tcPr>
+            <w:tcW w:type="dxa" w:w="1684"/>
+            <w:tcBorders>
+              <w:top w:val="single" w:color="A6A6A6" w:sz="4"/>
+              <w:left w:val="single" w:color="A6A6A6" w:sz="4"/>
+              <w:bottom w:val="single" w:color="A6A6A6" w:sz="4"/>
+              <w:right w:val="single" w:color="A6A6A6" w:sz="4"/>
+            </w:tcBorders>
+            <w:tcMar>
+              <w:top w:type="dxa" w:w="60"/>
+              <w:left w:type="dxa" w:w="90"/>
+              <w:bottom w:type="dxa" w:w="60"/>
+              <w:right w:type="dxa" w:w="90"/>
+            </w:tcMar>
+          </w:tcPr>
+          <w:p>
+            <w:pPr>
+              <w:spacing w:after="30"/>
+            </w:pPr>
+            <w:r>
+              <w:rPr>
+                <w:rFonts w:ascii="Consolas" w:cs="Consolas" w:eastAsia="Consolas" w:hAnsi="Consolas"/>
+                <w:sz w:val="18"/>
+                <w:szCs w:val="18"/>
+              </w:rPr>
+              <w:t xml:space="preserve">it-02/bloqueo</w:t>
+            </w:r>
+          </w:p>
+        </w:tc>
+        <w:tc>
+          <w:tcPr>
+            <w:tcW w:type="dxa" w:w="1872"/>
+            <w:tcBorders>
+              <w:top w:val="single" w:color="A6A6A6" w:sz="4"/>
+              <w:left w:val="single" w:color="A6A6A6" w:sz="4"/>
+              <w:bottom w:val="single" w:color="A6A6A6" w:sz="4"/>
+              <w:right w:val="single" w:color="A6A6A6" w:sz="4"/>
+            </w:tcBorders>
+            <w:tcMar>
+              <w:top w:type="dxa" w:w="60"/>
+              <w:left w:type="dxa" w:w="90"/>
+              <w:bottom w:type="dxa" w:w="60"/>
+              <w:right w:type="dxa" w:w="90"/>
+            </w:tcMar>
+          </w:tcPr>
+          <w:p>
+            <w:pPr>
+              <w:spacing w:after="30"/>
+            </w:pPr>
+            <w:r>
+              <w:rPr>
+                <w:sz w:val="18"/>
+                <w:szCs w:val="18"/>
+              </w:rPr>
+              <w:t xml:space="preserve">PR #6</w:t>
+            </w:r>
+          </w:p>
+        </w:tc>
+        <w:tc>
+          <w:tcPr>
+            <w:tcW w:type="dxa" w:w="2433"/>
+            <w:tcBorders>
+              <w:top w:val="single" w:color="A6A6A6" w:sz="4"/>
+              <w:left w:val="single" w:color="A6A6A6" w:sz="4"/>
+              <w:bottom w:val="single" w:color="A6A6A6" w:sz="4"/>
+              <w:right w:val="single" w:color="A6A6A6" w:sz="4"/>
+            </w:tcBorders>
+            <w:tcMar>
+              <w:top w:type="dxa" w:w="60"/>
+              <w:left w:type="dxa" w:w="90"/>
+              <w:bottom w:type="dxa" w:w="60"/>
+              <w:right w:type="dxa" w:w="90"/>
+            </w:tcMar>
+          </w:tcPr>
+          <w:p>
+            <w:pPr>
+              <w:spacing w:after="30"/>
+            </w:pPr>
+            <w:r>
+              <w:rPr>
+                <w:rFonts w:ascii="Consolas" w:cs="Consolas" w:eastAsia="Consolas" w:hAnsi="Consolas"/>
+                <w:sz w:val="18"/>
+                <w:szCs w:val="18"/>
+              </w:rPr>
+              <w:t xml:space="preserve">it-02/informes</w:t>
+            </w:r>
+          </w:p>
+        </w:tc>
+        <w:tc>
+          <w:tcPr>
+            <w:tcW w:type="dxa" w:w="2059"/>
+            <w:tcBorders>
+              <w:top w:val="single" w:color="A6A6A6" w:sz="4"/>
+              <w:left w:val="single" w:color="A6A6A6" w:sz="4"/>
+              <w:bottom w:val="single" w:color="A6A6A6" w:sz="4"/>
+              <w:right w:val="single" w:color="A6A6A6" w:sz="4"/>
+            </w:tcBorders>
+            <w:tcMar>
+              <w:top w:type="dxa" w:w="60"/>
+              <w:left w:type="dxa" w:w="90"/>
+              <w:bottom w:type="dxa" w:w="60"/>
+              <w:right w:type="dxa" w:w="90"/>
+            </w:tcMar>
+          </w:tcPr>
+          <w:p>
+            <w:pPr>
+              <w:spacing w:after="30"/>
+            </w:pPr>
+            <w:r>
+              <w:rPr>
+                <w:sz w:val="18"/>
+                <w:szCs w:val="18"/>
+              </w:rPr>
+              <w:t xml:space="preserve">SYS-FN-07 y mejora del formulario; abierta</w:t>
             </w:r>
           </w:p>
         </w:tc>
@@ -5011,7 +5135,7 @@
                 <w:sz w:val="18"/>
                 <w:szCs w:val="18"/>
               </w:rPr>
-              <w:t xml:space="preserve">11</w:t>
+              <w:t xml:space="preserve">13</w:t>
             </w:r>
           </w:p>
         </w:tc>
@@ -5040,7 +5164,7 @@
                 <w:sz w:val="18"/>
                 <w:szCs w:val="18"/>
               </w:rPr>
-              <w:t xml:space="preserve">Funcionalidad: contrato, dominio, infraestructura, capa 2, composición, web</w:t>
+              <w:t xml:space="preserve">Funcionalidad: contrato, dominio, infraestructura, capa 2, composición, web, SYS-FN-07</w:t>
             </w:r>
           </w:p>
         </w:tc>
@@ -5101,7 +5225,7 @@
                 <w:sz w:val="18"/>
                 <w:szCs w:val="18"/>
               </w:rPr>
-              <w:t xml:space="preserve">9</w:t>
+              <w:t xml:space="preserve">11</w:t>
             </w:r>
           </w:p>
         </w:tc>
@@ -5191,7 +5315,7 @@
                 <w:sz w:val="18"/>
                 <w:szCs w:val="18"/>
               </w:rPr>
-              <w:t xml:space="preserve">7</w:t>
+              <w:t xml:space="preserve">8</w:t>
             </w:r>
           </w:p>
         </w:tc>
@@ -5220,7 +5344,7 @@
                 <w:sz w:val="18"/>
                 <w:szCs w:val="18"/>
               </w:rPr>
-              <w:t xml:space="preserve">Pruebas de base de datos, de sistema, de accesibilidad</w:t>
+              <w:t xml:space="preserve">Pruebas de base de datos, de sistema, de accesibilidad, de bloqueo</w:t>
             </w:r>
           </w:p>
         </w:tc>
@@ -5281,7 +5405,7 @@
                 <w:sz w:val="18"/>
                 <w:szCs w:val="18"/>
               </w:rPr>
-              <w:t xml:space="preserve">3</w:t>
+              <w:t xml:space="preserve">4</w:t>
             </w:r>
           </w:p>
         </w:tc>
@@ -5371,7 +5495,7 @@
                 <w:sz w:val="18"/>
                 <w:szCs w:val="18"/>
               </w:rPr>
-              <w:t xml:space="preserve">1</w:t>
+              <w:t xml:space="preserve">2</w:t>
             </w:r>
           </w:p>
         </w:tc>
@@ -5400,7 +5524,7 @@
                 <w:sz w:val="18"/>
                 <w:szCs w:val="18"/>
               </w:rPr>
-              <w:t xml:space="preserve">Monorepo y pila de ADR-07</w:t>
+              <w:t xml:space="preserve">Monorepo y pila de ADR-07; generador de los informes</w:t>
             </w:r>
           </w:p>
         </w:tc>
@@ -5607,7 +5731,7 @@
         <w:jc w:val="both"/>
       </w:pPr>
       <w:r>
-        <w:t xml:space="preserve">Los 33 commits sin fusión desde IT-00 llevan al menos una referencia entre corchetes a un requisito, una decisión o un elemento de la matriz, lo que permite la trazabilidad desde el historial hasta la serie (ISO/IEC/IEEE 29148, atributo de trazabilidad).</w:t>
+        <w:t xml:space="preserve">De los 40 commits sin fusión desde IT-00, 39 llevan al menos una referencia entre corchetes a un requisito, una decisión o un elemento de la matriz, lo que permite la trazabilidad desde el historial hasta la serie (ISO/IEC/IEEE 29148, atributo de trazabilidad).</w:t>
       </w:r>
     </w:p>
     <w:p>
@@ -5702,7 +5826,7 @@
         <w:t xml:space="preserve">docs/evidencia/discrepancias.md</w:t>
       </w:r>
       <w:r>
-        <w:t xml:space="preserve"> registra 33 entradas (DIS-01 a DIS-33): 30 resueltas y 3 abiertas para la revisión (DIS-26, DIS-27 y DIS-32). Ninguna regla de negocio se fijó sin aprobación del equipo (CLAUDE.md §1).</w:t>
+        <w:t xml:space="preserve"> registra 34 entradas (DIS-01 a DIS-34): 31 resueltas y 3 abiertas para la revisión (DIS-26, DIS-27 y DIS-32). Ninguna regla de negocio se fijó sin aprobación del equipo (CLAUDE.md §1).</w:t>
       </w:r>
     </w:p>
     <w:p>
@@ -7883,7 +8007,7 @@
                 <w:sz w:val="18"/>
                 <w:szCs w:val="18"/>
               </w:rPr>
-              <w:t xml:space="preserve">33 entradas: 30 resueltas y 3 abiertas</w:t>
+              <w:t xml:space="preserve">34 entradas: 31 resueltas y 3 abiertas</w:t>
             </w:r>
           </w:p>
         </w:tc>
@@ -8944,7 +9068,7 @@
                 <w:sz w:val="18"/>
                 <w:szCs w:val="18"/>
               </w:rPr>
-              <w:t xml:space="preserve">Pendiente de revisión</w:t>
+              <w:t xml:space="preserve">IT-02 integrada; informes pendientes</w:t>
             </w:r>
           </w:p>
         </w:tc>
@@ -9798,7 +9922,7 @@
                 <w:sz w:val="18"/>
                 <w:szCs w:val="18"/>
               </w:rPr>
-              <w:t xml:space="preserve">Abierta</w:t>
+              <w:t xml:space="preserve">Fusionada</w:t>
             </w:r>
           </w:p>
         </w:tc>

--- a/docs/informes/Informe6_Repositorio_AbasteceNi_v1.0.docx
+++ b/docs/informes/Informe6_Repositorio_AbasteceNi_v1.0.docx
@@ -854,7 +854,7 @@
         <w:t xml:space="preserve">main</w:t>
       </w:r>
       <w:r>
-        <w:t xml:space="preserve"> (PR #1, #2 y #3), con la batería en verde.</w:t>
+        <w:t xml:space="preserve"> (PR #1, #2 y #3), con la batería en verde. Del tramo B, SYS-FN-07 también está integrado (PR #6).</w:t>
       </w:r>
     </w:p>
     <w:p>
@@ -4578,7 +4578,22 @@
                 <w:sz w:val="18"/>
                 <w:szCs w:val="18"/>
               </w:rPr>
-              <w:t xml:space="preserve">Fusionada</w:t>
+              <w:t xml:space="preserve">Fusionada (</w:t>
+            </w:r>
+            <w:r>
+              <w:rPr>
+                <w:rFonts w:ascii="Consolas" w:cs="Consolas" w:eastAsia="Consolas" w:hAnsi="Consolas"/>
+                <w:sz w:val="18"/>
+                <w:szCs w:val="18"/>
+              </w:rPr>
+              <w:t xml:space="preserve">6d0f2d3</w:t>
+            </w:r>
+            <w:r>
+              <w:rPr>
+                <w:sz w:val="18"/>
+                <w:szCs w:val="18"/>
+              </w:rPr>
+              <w:t xml:space="preserve">)</w:t>
             </w:r>
           </w:p>
         </w:tc>
@@ -4700,6 +4715,28 @@
               </w:rPr>
               <w:t xml:space="preserve">it-02/afiliacion</w:t>
             </w:r>
+            <w:r>
+              <w:rPr>
+                <w:sz w:val="18"/>
+                <w:szCs w:val="18"/>
+              </w:rPr>
+              <w:t xml:space="preserve">, reapuntada a </w:t>
+            </w:r>
+            <w:r>
+              <w:rPr>
+                <w:rFonts w:ascii="Consolas" w:cs="Consolas" w:eastAsia="Consolas" w:hAnsi="Consolas"/>
+                <w:sz w:val="18"/>
+                <w:szCs w:val="18"/>
+              </w:rPr>
+              <w:t xml:space="preserve">main</w:t>
+            </w:r>
+            <w:r>
+              <w:rPr>
+                <w:sz w:val="18"/>
+                <w:szCs w:val="18"/>
+              </w:rPr>
+              <w:t xml:space="preserve"> tras fusionarse #3</w:t>
+            </w:r>
           </w:p>
         </w:tc>
         <w:tc>
@@ -4727,7 +4764,22 @@
                 <w:sz w:val="18"/>
                 <w:szCs w:val="18"/>
               </w:rPr>
-              <w:t xml:space="preserve">Informes de la fase de desarrollo; abierta</w:t>
+              <w:t xml:space="preserve">Fusionada (</w:t>
+            </w:r>
+            <w:r>
+              <w:rPr>
+                <w:rFonts w:ascii="Consolas" w:cs="Consolas" w:eastAsia="Consolas" w:hAnsi="Consolas"/>
+                <w:sz w:val="18"/>
+                <w:szCs w:val="18"/>
+              </w:rPr>
+              <w:t xml:space="preserve">72c7a93</w:t>
+            </w:r>
+            <w:r>
+              <w:rPr>
+                <w:sz w:val="18"/>
+                <w:szCs w:val="18"/>
+              </w:rPr>
+              <w:t xml:space="preserve">)</w:t>
             </w:r>
           </w:p>
         </w:tc>
@@ -4849,6 +4901,28 @@
               </w:rPr>
               <w:t xml:space="preserve">it-02/informes</w:t>
             </w:r>
+            <w:r>
+              <w:rPr>
+                <w:sz w:val="18"/>
+                <w:szCs w:val="18"/>
+              </w:rPr>
+              <w:t xml:space="preserve">, reapuntada a </w:t>
+            </w:r>
+            <w:r>
+              <w:rPr>
+                <w:rFonts w:ascii="Consolas" w:cs="Consolas" w:eastAsia="Consolas" w:hAnsi="Consolas"/>
+                <w:sz w:val="18"/>
+                <w:szCs w:val="18"/>
+              </w:rPr>
+              <w:t xml:space="preserve">main</w:t>
+            </w:r>
+            <w:r>
+              <w:rPr>
+                <w:sz w:val="18"/>
+                <w:szCs w:val="18"/>
+              </w:rPr>
+              <w:t xml:space="preserve"> tras fusionarse #5</w:t>
+            </w:r>
           </w:p>
         </w:tc>
         <w:tc>
@@ -4876,7 +4950,171 @@
                 <w:sz w:val="18"/>
                 <w:szCs w:val="18"/>
               </w:rPr>
-              <w:t xml:space="preserve">SYS-FN-07 y mejora del formulario; abierta</w:t>
+              <w:t xml:space="preserve">Fusionada (</w:t>
+            </w:r>
+            <w:r>
+              <w:rPr>
+                <w:rFonts w:ascii="Consolas" w:cs="Consolas" w:eastAsia="Consolas" w:hAnsi="Consolas"/>
+                <w:sz w:val="18"/>
+                <w:szCs w:val="18"/>
+              </w:rPr>
+              <w:t xml:space="preserve">2bd1b3e</w:t>
+            </w:r>
+            <w:r>
+              <w:rPr>
+                <w:sz w:val="18"/>
+                <w:szCs w:val="18"/>
+              </w:rPr>
+              <w:t xml:space="preserve">)</w:t>
+            </w:r>
+          </w:p>
+        </w:tc>
+        <w:tc>
+          <w:tcPr>
+            <w:tcW w:type="dxa" w:w="1312"/>
+            <w:tcBorders>
+              <w:top w:val="single" w:color="A6A6A6" w:sz="4"/>
+              <w:left w:val="single" w:color="A6A6A6" w:sz="4"/>
+              <w:bottom w:val="single" w:color="A6A6A6" w:sz="4"/>
+              <w:right w:val="single" w:color="A6A6A6" w:sz="4"/>
+            </w:tcBorders>
+            <w:tcMar>
+              <w:top w:type="dxa" w:w="60"/>
+              <w:left w:type="dxa" w:w="90"/>
+              <w:bottom w:type="dxa" w:w="60"/>
+              <w:right w:type="dxa" w:w="90"/>
+            </w:tcMar>
+          </w:tcPr>
+          <w:p>
+            <w:pPr>
+              <w:spacing w:after="30"/>
+            </w:pPr>
+            <w:r>
+              <w:rPr>
+                <w:sz w:val="18"/>
+                <w:szCs w:val="18"/>
+              </w:rPr>
+              <w:t xml:space="preserve">Menos de un día</w:t>
+            </w:r>
+          </w:p>
+        </w:tc>
+      </w:tr>
+      <w:tr>
+        <w:tc>
+          <w:tcPr>
+            <w:tcW w:type="dxa" w:w="1684"/>
+            <w:tcBorders>
+              <w:top w:val="single" w:color="A6A6A6" w:sz="4"/>
+              <w:left w:val="single" w:color="A6A6A6" w:sz="4"/>
+              <w:bottom w:val="single" w:color="A6A6A6" w:sz="4"/>
+              <w:right w:val="single" w:color="A6A6A6" w:sz="4"/>
+            </w:tcBorders>
+            <w:tcMar>
+              <w:top w:type="dxa" w:w="60"/>
+              <w:left w:type="dxa" w:w="90"/>
+              <w:bottom w:type="dxa" w:w="60"/>
+              <w:right w:type="dxa" w:w="90"/>
+            </w:tcMar>
+          </w:tcPr>
+          <w:p>
+            <w:pPr>
+              <w:spacing w:after="30"/>
+            </w:pPr>
+            <w:r>
+              <w:rPr>
+                <w:rFonts w:ascii="Consolas" w:cs="Consolas" w:eastAsia="Consolas" w:hAnsi="Consolas"/>
+                <w:sz w:val="18"/>
+                <w:szCs w:val="18"/>
+              </w:rPr>
+              <w:t xml:space="preserve">it-02/cierre</w:t>
+            </w:r>
+          </w:p>
+        </w:tc>
+        <w:tc>
+          <w:tcPr>
+            <w:tcW w:type="dxa" w:w="1872"/>
+            <w:tcBorders>
+              <w:top w:val="single" w:color="A6A6A6" w:sz="4"/>
+              <w:left w:val="single" w:color="A6A6A6" w:sz="4"/>
+              <w:bottom w:val="single" w:color="A6A6A6" w:sz="4"/>
+              <w:right w:val="single" w:color="A6A6A6" w:sz="4"/>
+            </w:tcBorders>
+            <w:tcMar>
+              <w:top w:type="dxa" w:w="60"/>
+              <w:left w:type="dxa" w:w="90"/>
+              <w:bottom w:type="dxa" w:w="60"/>
+              <w:right w:type="dxa" w:w="90"/>
+            </w:tcMar>
+          </w:tcPr>
+          <w:p>
+            <w:pPr>
+              <w:spacing w:after="30"/>
+            </w:pPr>
+            <w:r>
+              <w:rPr>
+                <w:sz w:val="18"/>
+                <w:szCs w:val="18"/>
+              </w:rPr>
+              <w:t xml:space="preserve">PR #7</w:t>
+            </w:r>
+          </w:p>
+        </w:tc>
+        <w:tc>
+          <w:tcPr>
+            <w:tcW w:type="dxa" w:w="2433"/>
+            <w:tcBorders>
+              <w:top w:val="single" w:color="A6A6A6" w:sz="4"/>
+              <w:left w:val="single" w:color="A6A6A6" w:sz="4"/>
+              <w:bottom w:val="single" w:color="A6A6A6" w:sz="4"/>
+              <w:right w:val="single" w:color="A6A6A6" w:sz="4"/>
+            </w:tcBorders>
+            <w:tcMar>
+              <w:top w:type="dxa" w:w="60"/>
+              <w:left w:type="dxa" w:w="90"/>
+              <w:bottom w:type="dxa" w:w="60"/>
+              <w:right w:type="dxa" w:w="90"/>
+            </w:tcMar>
+          </w:tcPr>
+          <w:p>
+            <w:pPr>
+              <w:spacing w:after="30"/>
+            </w:pPr>
+            <w:r>
+              <w:rPr>
+                <w:rFonts w:ascii="Consolas" w:cs="Consolas" w:eastAsia="Consolas" w:hAnsi="Consolas"/>
+                <w:sz w:val="18"/>
+                <w:szCs w:val="18"/>
+              </w:rPr>
+              <w:t xml:space="preserve">main</w:t>
+            </w:r>
+          </w:p>
+        </w:tc>
+        <w:tc>
+          <w:tcPr>
+            <w:tcW w:type="dxa" w:w="2059"/>
+            <w:tcBorders>
+              <w:top w:val="single" w:color="A6A6A6" w:sz="4"/>
+              <w:left w:val="single" w:color="A6A6A6" w:sz="4"/>
+              <w:bottom w:val="single" w:color="A6A6A6" w:sz="4"/>
+              <w:right w:val="single" w:color="A6A6A6" w:sz="4"/>
+            </w:tcBorders>
+            <w:tcMar>
+              <w:top w:type="dxa" w:w="60"/>
+              <w:left w:type="dxa" w:w="90"/>
+              <w:bottom w:type="dxa" w:w="60"/>
+              <w:right w:type="dxa" w:w="90"/>
+            </w:tcMar>
+          </w:tcPr>
+          <w:p>
+            <w:pPr>
+              <w:spacing w:after="30"/>
+            </w:pPr>
+            <w:r>
+              <w:rPr>
+                <w:sz w:val="18"/>
+                <w:szCs w:val="18"/>
+              </w:rPr>
+              <w:t xml:space="preserve">Decisiones DIS-26, 27, 32 y 35, y esta versión de los informes</w:t>
             </w:r>
           </w:p>
         </w:tc>
@@ -5225,7 +5463,7 @@
                 <w:sz w:val="18"/>
                 <w:szCs w:val="18"/>
               </w:rPr>
-              <w:t xml:space="preserve">11</w:t>
+              <w:t xml:space="preserve">16</w:t>
             </w:r>
           </w:p>
         </w:tc>
@@ -5405,7 +5643,7 @@
                 <w:sz w:val="18"/>
                 <w:szCs w:val="18"/>
               </w:rPr>
-              <w:t xml:space="preserve">4</w:t>
+              <w:t xml:space="preserve">6</w:t>
             </w:r>
           </w:p>
         </w:tc>
@@ -5731,7 +5969,7 @@
         <w:jc w:val="both"/>
       </w:pPr>
       <w:r>
-        <w:t xml:space="preserve">De los 40 commits sin fusión desde IT-00, 39 llevan al menos una referencia entre corchetes a un requisito, una decisión o un elemento de la matriz, lo que permite la trazabilidad desde el historial hasta la serie (ISO/IEC/IEEE 29148, atributo de trazabilidad).</w:t>
+        <w:t xml:space="preserve">De los 47 commits sin fusión desde IT-00, 46 llevan al menos una referencia entre corchetes a un requisito, una decisión o un elemento de la matriz, lo que permite la trazabilidad desde el historial hasta la serie (ISO/IEC/IEEE 29148, atributo de trazabilidad).</w:t>
       </w:r>
     </w:p>
     <w:p>
@@ -5762,7 +6000,7 @@
         <w:t xml:space="preserve">Protección de main</w:t>
       </w:r>
       <w:r>
-        <w:t xml:space="preserve"> (ISO/IEC 27002 8.4 y 8.32): solicitud de integración obligatoria, prohibición de push directo y forzado (también para administradores) y los nueve trabajos de la CI como checks obligatorios en modo estricto, es decir, con la rama al día. La activó el titular del repositorio (DIS-11). El trabajo 10, añadido en IT-01, aún no figura entre los obligatorios.</w:t>
+        <w:t xml:space="preserve"> (ISO/IEC 27002 8.4 y 8.32): solicitud de integración obligatoria, prohibición de push directo y forzado (también para administradores) y los diez trabajos de la CI como checks obligatorios en modo estricto, es decir, con la rama al día. La activó el titular del repositorio (DIS-11); el trabajo 10, añadido en IT-01, pasó a ser obligatorio el 17 de octubre, tras la integración de la PR #5.</w:t>
       </w:r>
     </w:p>
     <w:p>
@@ -5783,7 +6021,7 @@
         <w:t xml:space="preserve">Revisión cruzada (DM-05):</w:t>
       </w:r>
       <w:r>
-        <w:t xml:space="preserve"> las solicitudes #1 y #2 se fusionaron sin una revisión humana registrada en GitHub; solo consta el análisis automático de CodeQL. La segunda persona del equipo todavía no es colaboradora del repositorio, por lo que no puede aprobar en la plataforma. Para cumplir la condición 5 de la Definición de Terminado, la revisión debe quedar registrada en la solicitud o en </w:t>
+        <w:t xml:space="preserve"> las solicitudes #1, #2, #3, #5 y #6 se fusionaron sin una revisión humana registrada en GitHub; solo consta el análisis automático de CodeQL. La segunda persona del equipo todavía no es colaboradora del repositorio, por lo que no puede aprobar en la plataforma. Para cumplir la condición 5 de la Definición de Terminado, la revisión debe quedar registrada en la solicitud o en </w:t>
       </w:r>
       <w:r>
         <w:rPr>
@@ -5826,7 +6064,7 @@
         <w:t xml:space="preserve">docs/evidencia/discrepancias.md</w:t>
       </w:r>
       <w:r>
-        <w:t xml:space="preserve"> registra 34 entradas (DIS-01 a DIS-34): 31 resueltas y 3 abiertas para la revisión (DIS-26, DIS-27 y DIS-32). Ninguna regla de negocio se fijó sin aprobación del equipo (CLAUDE.md §1).</w:t>
+        <w:t xml:space="preserve"> registra 35 entradas (DIS-01 a DIS-35), todas resueltas con aprobación del equipo. Las de DIS-32 y DIS-35 modifican MD-01 y quedan pendientes de incorporarse a D5 v1.2. Ninguna regla de negocio se fijó sin aprobación del equipo (CLAUDE.md §1).</w:t>
       </w:r>
     </w:p>
     <w:p>
@@ -8880,7 +9118,7 @@
                 <w:sz w:val="18"/>
                 <w:szCs w:val="18"/>
               </w:rPr>
-              <w:t xml:space="preserve">Pendiente: no consta en las PR #1 y #2</w:t>
+              <w:t xml:space="preserve">Pendiente: no consta en las PR #1 a #6</w:t>
             </w:r>
           </w:p>
         </w:tc>

--- a/docs/informes/Informe6_Repositorio_AbasteceNi_v1.0.docx
+++ b/docs/informes/Informe6_Repositorio_AbasteceNi_v1.0.docx
@@ -843,7 +843,7 @@
         <w:jc w:val="both"/>
       </w:pPr>
       <w:r>
-        <w:t xml:space="preserve">Abarca el repositorio desde su base documental hasta la fecha de corte: las iteraciones IT-00, IT-01 e IT-02 (tramo A) y la redacción de estos informes. IT-00, IT-01 e IT-02 (tramo A) están integradas en </w:t>
+        <w:t xml:space="preserve">Abarca el repositorio desde su base documental hasta la fecha de corte, prorrogada al 20 de octubre: las iteraciones IT-00, IT-01 e IT-02 (tramos A y B, y SYS-FN-08 del tramo C) y la redacción de estos informes. IT-00, IT-01 e IT-02 (tramo A) están integradas en </w:t>
       </w:r>
       <w:r>
         <w:rPr>
@@ -854,7 +854,7 @@
         <w:t xml:space="preserve">main</w:t>
       </w:r>
       <w:r>
-        <w:t xml:space="preserve"> (PR #1, #2 y #3), con la batería en verde. Del tramo B, SYS-FN-07 también está integrado (PR #6).</w:t>
+        <w:t xml:space="preserve"> (PR #1, #2 y #3), con la batería en verde. Del tramo B, SYS-FN-07 también está integrado (PR #6). SYS-FN-05, que completa el tramo B, y SYS-FN-08, del tramo C, están construidos y verificados (ejecución 39339908565, 10/10 en verde), pendientes de la revisión cruzada y de la integración (PR #8).</w:t>
       </w:r>
     </w:p>
     <w:p>
@@ -5114,7 +5114,22 @@
                 <w:sz w:val="18"/>
                 <w:szCs w:val="18"/>
               </w:rPr>
-              <w:t xml:space="preserve">Decisiones DIS-26, 27, 32 y 35, y esta versión de los informes</w:t>
+              <w:t xml:space="preserve">Fusionada (</w:t>
+            </w:r>
+            <w:r>
+              <w:rPr>
+                <w:rFonts w:ascii="Consolas" w:cs="Consolas" w:eastAsia="Consolas" w:hAnsi="Consolas"/>
+                <w:sz w:val="18"/>
+                <w:szCs w:val="18"/>
+              </w:rPr>
+              <w:t xml:space="preserve">963854d</w:t>
+            </w:r>
+            <w:r>
+              <w:rPr>
+                <w:sz w:val="18"/>
+                <w:szCs w:val="18"/>
+              </w:rPr>
+              <w:t xml:space="preserve">): decisiones DIS-26, 27, 32 y 35 e informes regenerados</w:t>
             </w:r>
           </w:p>
         </w:tc>
@@ -5143,7 +5158,342 @@
                 <w:sz w:val="18"/>
                 <w:szCs w:val="18"/>
               </w:rPr>
-              <w:t xml:space="preserve">Menos de un día</w:t>
+              <w:t xml:space="preserve">2 días y 9 horas</w:t>
+            </w:r>
+          </w:p>
+        </w:tc>
+      </w:tr>
+      <w:tr>
+        <w:tc>
+          <w:tcPr>
+            <w:tcW w:type="dxa" w:w="1684"/>
+            <w:tcBorders>
+              <w:top w:val="single" w:color="A6A6A6" w:sz="4"/>
+              <w:left w:val="single" w:color="A6A6A6" w:sz="4"/>
+              <w:bottom w:val="single" w:color="A6A6A6" w:sz="4"/>
+              <w:right w:val="single" w:color="A6A6A6" w:sz="4"/>
+            </w:tcBorders>
+            <w:tcMar>
+              <w:top w:type="dxa" w:w="60"/>
+              <w:left w:type="dxa" w:w="90"/>
+              <w:bottom w:type="dxa" w:w="60"/>
+              <w:right w:type="dxa" w:w="90"/>
+            </w:tcMar>
+          </w:tcPr>
+          <w:p>
+            <w:pPr>
+              <w:spacing w:after="30"/>
+            </w:pPr>
+            <w:r>
+              <w:rPr>
+                <w:rFonts w:ascii="Consolas" w:cs="Consolas" w:eastAsia="Consolas" w:hAnsi="Consolas"/>
+                <w:sz w:val="18"/>
+                <w:szCs w:val="18"/>
+              </w:rPr>
+              <w:t xml:space="preserve">it-02/recuperacion</w:t>
+            </w:r>
+          </w:p>
+        </w:tc>
+        <w:tc>
+          <w:tcPr>
+            <w:tcW w:type="dxa" w:w="1872"/>
+            <w:tcBorders>
+              <w:top w:val="single" w:color="A6A6A6" w:sz="4"/>
+              <w:left w:val="single" w:color="A6A6A6" w:sz="4"/>
+              <w:bottom w:val="single" w:color="A6A6A6" w:sz="4"/>
+              <w:right w:val="single" w:color="A6A6A6" w:sz="4"/>
+            </w:tcBorders>
+            <w:tcMar>
+              <w:top w:type="dxa" w:w="60"/>
+              <w:left w:type="dxa" w:w="90"/>
+              <w:bottom w:type="dxa" w:w="60"/>
+              <w:right w:type="dxa" w:w="90"/>
+            </w:tcMar>
+          </w:tcPr>
+          <w:p>
+            <w:pPr>
+              <w:spacing w:after="30"/>
+            </w:pPr>
+            <w:r>
+              <w:rPr>
+                <w:sz w:val="18"/>
+                <w:szCs w:val="18"/>
+              </w:rPr>
+              <w:t xml:space="preserve">PR #8</w:t>
+            </w:r>
+          </w:p>
+        </w:tc>
+        <w:tc>
+          <w:tcPr>
+            <w:tcW w:type="dxa" w:w="2433"/>
+            <w:tcBorders>
+              <w:top w:val="single" w:color="A6A6A6" w:sz="4"/>
+              <w:left w:val="single" w:color="A6A6A6" w:sz="4"/>
+              <w:bottom w:val="single" w:color="A6A6A6" w:sz="4"/>
+              <w:right w:val="single" w:color="A6A6A6" w:sz="4"/>
+            </w:tcBorders>
+            <w:tcMar>
+              <w:top w:type="dxa" w:w="60"/>
+              <w:left w:type="dxa" w:w="90"/>
+              <w:bottom w:type="dxa" w:w="60"/>
+              <w:right w:type="dxa" w:w="90"/>
+            </w:tcMar>
+          </w:tcPr>
+          <w:p>
+            <w:pPr>
+              <w:spacing w:after="30"/>
+            </w:pPr>
+            <w:r>
+              <w:rPr>
+                <w:rFonts w:ascii="Consolas" w:cs="Consolas" w:eastAsia="Consolas" w:hAnsi="Consolas"/>
+                <w:sz w:val="18"/>
+                <w:szCs w:val="18"/>
+              </w:rPr>
+              <w:t xml:space="preserve">it-02/cierre</w:t>
+            </w:r>
+            <w:r>
+              <w:rPr>
+                <w:sz w:val="18"/>
+                <w:szCs w:val="18"/>
+              </w:rPr>
+              <w:t xml:space="preserve">; </w:t>
+            </w:r>
+            <w:r>
+              <w:rPr>
+                <w:rFonts w:ascii="Consolas" w:cs="Consolas" w:eastAsia="Consolas" w:hAnsi="Consolas"/>
+                <w:sz w:val="18"/>
+                <w:szCs w:val="18"/>
+              </w:rPr>
+              <w:t xml:space="preserve">main</w:t>
+            </w:r>
+            <w:r>
+              <w:rPr>
+                <w:sz w:val="18"/>
+                <w:szCs w:val="18"/>
+              </w:rPr>
+              <w:t xml:space="preserve"> integrada en la rama tras fusionarse #7 (</w:t>
+            </w:r>
+            <w:r>
+              <w:rPr>
+                <w:rFonts w:ascii="Consolas" w:cs="Consolas" w:eastAsia="Consolas" w:hAnsi="Consolas"/>
+                <w:sz w:val="18"/>
+                <w:szCs w:val="18"/>
+              </w:rPr>
+              <w:t xml:space="preserve">d878cdc</w:t>
+            </w:r>
+            <w:r>
+              <w:rPr>
+                <w:sz w:val="18"/>
+                <w:szCs w:val="18"/>
+              </w:rPr>
+              <w:t xml:space="preserve">)</w:t>
+            </w:r>
+          </w:p>
+        </w:tc>
+        <w:tc>
+          <w:tcPr>
+            <w:tcW w:type="dxa" w:w="2059"/>
+            <w:tcBorders>
+              <w:top w:val="single" w:color="A6A6A6" w:sz="4"/>
+              <w:left w:val="single" w:color="A6A6A6" w:sz="4"/>
+              <w:bottom w:val="single" w:color="A6A6A6" w:sz="4"/>
+              <w:right w:val="single" w:color="A6A6A6" w:sz="4"/>
+            </w:tcBorders>
+            <w:tcMar>
+              <w:top w:type="dxa" w:w="60"/>
+              <w:left w:type="dxa" w:w="90"/>
+              <w:bottom w:type="dxa" w:w="60"/>
+              <w:right w:type="dxa" w:w="90"/>
+            </w:tcMar>
+          </w:tcPr>
+          <w:p>
+            <w:pPr>
+              <w:spacing w:after="30"/>
+            </w:pPr>
+            <w:r>
+              <w:rPr>
+                <w:sz w:val="18"/>
+                <w:szCs w:val="18"/>
+              </w:rPr>
+              <w:t xml:space="preserve">Abierta: SYS-FN-05 y 08, CI en verde</w:t>
+            </w:r>
+          </w:p>
+        </w:tc>
+        <w:tc>
+          <w:tcPr>
+            <w:tcW w:type="dxa" w:w="1312"/>
+            <w:tcBorders>
+              <w:top w:val="single" w:color="A6A6A6" w:sz="4"/>
+              <w:left w:val="single" w:color="A6A6A6" w:sz="4"/>
+              <w:bottom w:val="single" w:color="A6A6A6" w:sz="4"/>
+              <w:right w:val="single" w:color="A6A6A6" w:sz="4"/>
+            </w:tcBorders>
+            <w:tcMar>
+              <w:top w:type="dxa" w:w="60"/>
+              <w:left w:type="dxa" w:w="90"/>
+              <w:bottom w:type="dxa" w:w="60"/>
+              <w:right w:type="dxa" w:w="90"/>
+            </w:tcMar>
+          </w:tcPr>
+          <w:p>
+            <w:pPr>
+              <w:spacing w:after="30"/>
+            </w:pPr>
+            <w:r>
+              <w:rPr>
+                <w:sz w:val="18"/>
+                <w:szCs w:val="18"/>
+              </w:rPr>
+              <w:t xml:space="preserve">Abierta desde el 19 de octubre</w:t>
+            </w:r>
+          </w:p>
+        </w:tc>
+      </w:tr>
+      <w:tr>
+        <w:tc>
+          <w:tcPr>
+            <w:tcW w:type="dxa" w:w="1684"/>
+            <w:tcBorders>
+              <w:top w:val="single" w:color="A6A6A6" w:sz="4"/>
+              <w:left w:val="single" w:color="A6A6A6" w:sz="4"/>
+              <w:bottom w:val="single" w:color="A6A6A6" w:sz="4"/>
+              <w:right w:val="single" w:color="A6A6A6" w:sz="4"/>
+            </w:tcBorders>
+            <w:tcMar>
+              <w:top w:type="dxa" w:w="60"/>
+              <w:left w:type="dxa" w:w="90"/>
+              <w:bottom w:type="dxa" w:w="60"/>
+              <w:right w:type="dxa" w:w="90"/>
+            </w:tcMar>
+          </w:tcPr>
+          <w:p>
+            <w:pPr>
+              <w:spacing w:after="30"/>
+            </w:pPr>
+            <w:r>
+              <w:rPr>
+                <w:rFonts w:ascii="Consolas" w:cs="Consolas" w:eastAsia="Consolas" w:hAnsi="Consolas"/>
+                <w:sz w:val="18"/>
+                <w:szCs w:val="18"/>
+              </w:rPr>
+              <w:t xml:space="preserve">it-02/informes-cierre</w:t>
+            </w:r>
+          </w:p>
+        </w:tc>
+        <w:tc>
+          <w:tcPr>
+            <w:tcW w:type="dxa" w:w="1872"/>
+            <w:tcBorders>
+              <w:top w:val="single" w:color="A6A6A6" w:sz="4"/>
+              <w:left w:val="single" w:color="A6A6A6" w:sz="4"/>
+              <w:bottom w:val="single" w:color="A6A6A6" w:sz="4"/>
+              <w:right w:val="single" w:color="A6A6A6" w:sz="4"/>
+            </w:tcBorders>
+            <w:tcMar>
+              <w:top w:type="dxa" w:w="60"/>
+              <w:left w:type="dxa" w:w="90"/>
+              <w:bottom w:type="dxa" w:w="60"/>
+              <w:right w:type="dxa" w:w="90"/>
+            </w:tcMar>
+          </w:tcPr>
+          <w:p>
+            <w:pPr>
+              <w:spacing w:after="30"/>
+            </w:pPr>
+            <w:r>
+              <w:rPr>
+                <w:sz w:val="18"/>
+                <w:szCs w:val="18"/>
+              </w:rPr>
+              <w:t xml:space="preserve">PR #9</w:t>
+            </w:r>
+          </w:p>
+        </w:tc>
+        <w:tc>
+          <w:tcPr>
+            <w:tcW w:type="dxa" w:w="2433"/>
+            <w:tcBorders>
+              <w:top w:val="single" w:color="A6A6A6" w:sz="4"/>
+              <w:left w:val="single" w:color="A6A6A6" w:sz="4"/>
+              <w:bottom w:val="single" w:color="A6A6A6" w:sz="4"/>
+              <w:right w:val="single" w:color="A6A6A6" w:sz="4"/>
+            </w:tcBorders>
+            <w:tcMar>
+              <w:top w:type="dxa" w:w="60"/>
+              <w:left w:type="dxa" w:w="90"/>
+              <w:bottom w:type="dxa" w:w="60"/>
+              <w:right w:type="dxa" w:w="90"/>
+            </w:tcMar>
+          </w:tcPr>
+          <w:p>
+            <w:pPr>
+              <w:spacing w:after="30"/>
+            </w:pPr>
+            <w:r>
+              <w:rPr>
+                <w:rFonts w:ascii="Consolas" w:cs="Consolas" w:eastAsia="Consolas" w:hAnsi="Consolas"/>
+                <w:sz w:val="18"/>
+                <w:szCs w:val="18"/>
+              </w:rPr>
+              <w:t xml:space="preserve">it-02/recuperacion</w:t>
+            </w:r>
+          </w:p>
+        </w:tc>
+        <w:tc>
+          <w:tcPr>
+            <w:tcW w:type="dxa" w:w="2059"/>
+            <w:tcBorders>
+              <w:top w:val="single" w:color="A6A6A6" w:sz="4"/>
+              <w:left w:val="single" w:color="A6A6A6" w:sz="4"/>
+              <w:bottom w:val="single" w:color="A6A6A6" w:sz="4"/>
+              <w:right w:val="single" w:color="A6A6A6" w:sz="4"/>
+            </w:tcBorders>
+            <w:tcMar>
+              <w:top w:type="dxa" w:w="60"/>
+              <w:left w:type="dxa" w:w="90"/>
+              <w:bottom w:type="dxa" w:w="60"/>
+              <w:right w:type="dxa" w:w="90"/>
+            </w:tcMar>
+          </w:tcPr>
+          <w:p>
+            <w:pPr>
+              <w:spacing w:after="30"/>
+            </w:pPr>
+            <w:r>
+              <w:rPr>
+                <w:sz w:val="18"/>
+                <w:szCs w:val="18"/>
+              </w:rPr>
+              <w:t xml:space="preserve">Esta versión de los informes</w:t>
+            </w:r>
+          </w:p>
+        </w:tc>
+        <w:tc>
+          <w:tcPr>
+            <w:tcW w:type="dxa" w:w="1312"/>
+            <w:tcBorders>
+              <w:top w:val="single" w:color="A6A6A6" w:sz="4"/>
+              <w:left w:val="single" w:color="A6A6A6" w:sz="4"/>
+              <w:bottom w:val="single" w:color="A6A6A6" w:sz="4"/>
+              <w:right w:val="single" w:color="A6A6A6" w:sz="4"/>
+            </w:tcBorders>
+            <w:tcMar>
+              <w:top w:type="dxa" w:w="60"/>
+              <w:left w:type="dxa" w:w="90"/>
+              <w:bottom w:type="dxa" w:w="60"/>
+              <w:right w:type="dxa" w:w="90"/>
+            </w:tcMar>
+          </w:tcPr>
+          <w:p>
+            <w:pPr>
+              <w:spacing w:after="30"/>
+            </w:pPr>
+            <w:r>
+              <w:rPr>
+                <w:sz w:val="18"/>
+                <w:szCs w:val="18"/>
+              </w:rPr>
+              <w:t xml:space="preserve">—</w:t>
             </w:r>
           </w:p>
         </w:tc>
@@ -5155,7 +5505,18 @@
         <w:jc w:val="both"/>
       </w:pPr>
       <w:r>
-        <w:t xml:space="preserve">Todas las ramas cumplen el plazo de D4 §2.16 (integración en dos días como máximo). Nunca se hizo push directo a </w:t>
+        <w:t xml:space="preserve">Todas las ramas cumplen el plazo de D4 §2.16 (integración en dos días como máximo), salvo </w:t>
+      </w:r>
+      <w:r>
+        <w:rPr>
+          <w:rFonts w:ascii="Consolas" w:cs="Consolas" w:eastAsia="Consolas" w:hAnsi="Consolas"/>
+          <w:sz w:val="20"/>
+          <w:szCs w:val="20"/>
+        </w:rPr>
+        <w:t xml:space="preserve">it-02/cierre</w:t>
+      </w:r>
+      <w:r>
+        <w:t xml:space="preserve">: lista con la CI en verde el 17 de octubre, esperó a la fusión hasta el 20 de octubre, en total 2 días y 9 horas. Es una desviación del plazo y se registra como tal; no afectó al contenido, que no cambió en la espera. Nunca se hizo push directo a </w:t>
       </w:r>
       <w:r>
         <w:rPr>
@@ -5373,7 +5734,7 @@
                 <w:sz w:val="18"/>
                 <w:szCs w:val="18"/>
               </w:rPr>
-              <w:t xml:space="preserve">13</w:t>
+              <w:t xml:space="preserve">17</w:t>
             </w:r>
           </w:p>
         </w:tc>
@@ -5402,7 +5763,7 @@
                 <w:sz w:val="18"/>
                 <w:szCs w:val="18"/>
               </w:rPr>
-              <w:t xml:space="preserve">Funcionalidad: contrato, dominio, infraestructura, capa 2, composición, web, SYS-FN-07</w:t>
+              <w:t xml:space="preserve">Funcionalidad: contrato, dominio, infraestructura, capa 2, composición, web, SYS-FN-07, 05 y 08</w:t>
             </w:r>
           </w:p>
         </w:tc>
@@ -5463,7 +5824,7 @@
                 <w:sz w:val="18"/>
                 <w:szCs w:val="18"/>
               </w:rPr>
-              <w:t xml:space="preserve">16</w:t>
+              <w:t xml:space="preserve">20</w:t>
             </w:r>
           </w:p>
         </w:tc>
@@ -5553,7 +5914,7 @@
                 <w:sz w:val="18"/>
                 <w:szCs w:val="18"/>
               </w:rPr>
-              <w:t xml:space="preserve">8</w:t>
+              <w:t xml:space="preserve">10</w:t>
             </w:r>
           </w:p>
         </w:tc>
@@ -5643,7 +6004,7 @@
                 <w:sz w:val="18"/>
                 <w:szCs w:val="18"/>
               </w:rPr>
-              <w:t xml:space="preserve">6</w:t>
+              <w:t xml:space="preserve">7</w:t>
             </w:r>
           </w:p>
         </w:tc>
@@ -5969,7 +6330,7 @@
         <w:jc w:val="both"/>
       </w:pPr>
       <w:r>
-        <w:t xml:space="preserve">De los 47 commits sin fusión desde IT-00, 46 llevan al menos una referencia entre corchetes a un requisito, una decisión o un elemento de la matriz, lo que permite la trazabilidad desde el historial hasta la serie (ISO/IEC/IEEE 29148, atributo de trazabilidad).</w:t>
+        <w:t xml:space="preserve">De los 58 commits sin fusión desde IT-00, 57 llevan al menos una referencia entre corchetes a un requisito, una decisión o un elemento de la matriz, lo que permite la trazabilidad desde el historial hasta la serie (ISO/IEC/IEEE 29148, atributo de trazabilidad).</w:t>
       </w:r>
     </w:p>
     <w:p>
@@ -6021,7 +6382,7 @@
         <w:t xml:space="preserve">Revisión cruzada (DM-05):</w:t>
       </w:r>
       <w:r>
-        <w:t xml:space="preserve"> las solicitudes #1, #2, #3, #5 y #6 se fusionaron sin una revisión humana registrada en GitHub; solo consta el análisis automático de CodeQL. La segunda persona del equipo todavía no es colaboradora del repositorio, por lo que no puede aprobar en la plataforma. Para cumplir la condición 5 de la Definición de Terminado, la revisión debe quedar registrada en la solicitud o en </w:t>
+        <w:t xml:space="preserve"> las solicitudes #1, #2, #3, #5, #6 y #7 se fusionaron sin una revisión de la segunda persona del equipo registrada en GitHub. Solo constan el análisis automático de CodeQL y, en la #7, un comentario de aprobación escrito desde la cuenta del propio autor, que no es una revisión cruzada. La segunda persona ya es colaboradora del repositorio, de modo que puede revisar la PR #8 y dejar constancia sobre las ya fusionadas. Para cumplir la condición 5 de la Definición de Terminado, la revisión debe quedar registrada en la solicitud o en </w:t>
       </w:r>
       <w:r>
         <w:rPr>
@@ -6032,7 +6393,7 @@
         <w:t xml:space="preserve">docs/evidencia/iteraciones.md</w:t>
       </w:r>
       <w:r>
-        <w:t xml:space="preserve">. Es la principal no conformidad del proceso de configuración a la fecha.</w:t>
+        <w:t xml:space="preserve">. Es la principal no conformidad con D4 a la fecha de corte.</w:t>
       </w:r>
     </w:p>
     <w:p>
@@ -6064,7 +6425,7 @@
         <w:t xml:space="preserve">docs/evidencia/discrepancias.md</w:t>
       </w:r>
       <w:r>
-        <w:t xml:space="preserve"> registra 35 entradas (DIS-01 a DIS-35), todas resueltas con aprobación del equipo. Las de DIS-32 y DIS-35 modifican MD-01 y quedan pendientes de incorporarse a D5 v1.2. Ninguna regla de negocio se fijó sin aprobación del equipo (CLAUDE.md §1).</w:t>
+        <w:t xml:space="preserve"> registra 39 entradas (DIS-01 a DIS-39), todas resueltas con aprobación del equipo; las cuatro últimas, del 19 de octubre, fijan las reglas de SYS-FN-05 y 08, el aplazamiento de SYS-FN-06 y las etiquetas de las pantallas de recuperación. Las de DIS-32 y DIS-35 modifican MD-01 y quedan pendientes de incorporarse a D5 v1.2. Ninguna regla de negocio se fijó sin aprobación del equipo (CLAUDE.md §1).</w:t>
       </w:r>
     </w:p>
     <w:p>
@@ -6117,7 +6478,7 @@
         <w:t xml:space="preserve">Gobierno del cambio de requisitos (DM-09):</w:t>
       </w:r>
       <w:r>
-        <w:t xml:space="preserve"> no se admitieron cambios al catálogo. Las precisiones aprobadas (DIS-16 a DIS-23, DIS-28 a DIS-31) se acumulan para la próxima versión menor de D2 y D5, como prevé D4 §2.16.</w:t>
+        <w:t xml:space="preserve"> no se admitieron cambios al catálogo. Las precisiones aprobadas (DIS-16 a DIS-23, DIS-28 a DIS-31, DIS-36, DIS-37 y DIS-39) se acumulan para la próxima versión menor de D2 y D5, como prevé D4 §2.16.</w:t>
       </w:r>
     </w:p>
     <w:p>
@@ -8185,7 +8546,7 @@
                 <w:sz w:val="18"/>
                 <w:szCs w:val="18"/>
               </w:rPr>
-              <w:t xml:space="preserve">Entradas de cierre de IT-00, IT-01 e IT-02 con MT-03, cobertura, versiones, CI y pendientes</w:t>
+              <w:t xml:space="preserve">Entradas de cierre de IT-00, IT-01, IT-02 (tramo A), SYS-FN-07 y SYS-FN-05 y 08, con MT-03, cobertura, versiones, CI y pendientes</w:t>
             </w:r>
           </w:p>
         </w:tc>
@@ -8245,7 +8606,7 @@
                 <w:sz w:val="18"/>
                 <w:szCs w:val="18"/>
               </w:rPr>
-              <w:t xml:space="preserve">34 entradas: 31 resueltas y 3 abiertas</w:t>
+              <w:t xml:space="preserve">39 entradas, todas resueltas</w:t>
             </w:r>
           </w:p>
         </w:tc>
@@ -8305,7 +8666,37 @@
                 <w:sz w:val="18"/>
                 <w:szCs w:val="18"/>
               </w:rPr>
-              <w:t xml:space="preserve">JUnit y cobertura por iteración; capturas y mediciones de experiencia de usuario de IT-02</w:t>
+              <w:t xml:space="preserve">JUnit y cobertura por iteración y por tramo (</w:t>
+            </w:r>
+            <w:r>
+              <w:rPr>
+                <w:rFonts w:ascii="Consolas" w:cs="Consolas" w:eastAsia="Consolas" w:hAnsi="Consolas"/>
+                <w:sz w:val="18"/>
+                <w:szCs w:val="18"/>
+              </w:rPr>
+              <w:t xml:space="preserve">it-02/tramo-b/</w:t>
+            </w:r>
+            <w:r>
+              <w:rPr>
+                <w:sz w:val="18"/>
+                <w:szCs w:val="18"/>
+              </w:rPr>
+              <w:t xml:space="preserve">, </w:t>
+            </w:r>
+            <w:r>
+              <w:rPr>
+                <w:rFonts w:ascii="Consolas" w:cs="Consolas" w:eastAsia="Consolas" w:hAnsi="Consolas"/>
+                <w:sz w:val="18"/>
+                <w:szCs w:val="18"/>
+              </w:rPr>
+              <w:t xml:space="preserve">it-02/tramo-bc/</w:t>
+            </w:r>
+            <w:r>
+              <w:rPr>
+                <w:sz w:val="18"/>
+                <w:szCs w:val="18"/>
+              </w:rPr>
+              <w:t xml:space="preserve">); capturas y mediciones de experiencia de usuario de IT-02</w:t>
             </w:r>
           </w:p>
         </w:tc>
@@ -8365,7 +8756,7 @@
                 <w:sz w:val="18"/>
                 <w:szCs w:val="18"/>
               </w:rPr>
-              <w:t xml:space="preserve">IT-00: 39020586251 (9/9). IT-01: 39023391840 (10/10). IT-02: 39033238576 (10/10). Informes: 39036501600 (10/10)</w:t>
+              <w:t xml:space="preserve">IT-00: 39020586251 (9/9). IT-01: 39023391840 (10/10). IT-02: 39033238576 (10/10). Informes: 39036501600 (10/10). SYS-FN-07: 39042977012 (10/10). SYS-FN-05 y 08: 39339908565 (10/10)</w:t>
             </w:r>
           </w:p>
         </w:tc>
@@ -8406,7 +8797,7 @@
         <w:jc w:val="left"/>
       </w:pPr>
       <w:r>
-        <w:t xml:space="preserve">CodeQL en cada cambio. La única alerta (#1, alta) fue analizada y descartada con justificación (DIS-33, informe 3).</w:t>
+        <w:t xml:space="preserve">CodeQL en cada cambio. Sus dos alertas de gravedad alta se trataron: la #1 se analizó y se descartó con justificación (DIS-33) y la #2, del generador de informes, se corrigió (informe 3). El código de SYS-FN-05 y 08 no añadió alertas.</w:t>
       </w:r>
     </w:p>
     <w:p>
@@ -9118,7 +9509,7 @@
                 <w:sz w:val="18"/>
                 <w:szCs w:val="18"/>
               </w:rPr>
-              <w:t xml:space="preserve">Pendiente: no consta en las PR #1 a #6</w:t>
+              <w:t xml:space="preserve">Pendiente: no consta en las PR #1 a #8</w:t>
             </w:r>
           </w:p>
         </w:tc>
@@ -9178,7 +9569,7 @@
                 <w:sz w:val="18"/>
                 <w:szCs w:val="18"/>
               </w:rPr>
-              <w:t xml:space="preserve">Pendiente</w:t>
+              <w:t xml:space="preserve">Cumplido: aceptó la invitación</w:t>
             </w:r>
           </w:p>
         </w:tc>
@@ -9209,7 +9600,7 @@
                 <w:sz w:val="18"/>
                 <w:szCs w:val="18"/>
               </w:rPr>
-              <w:t xml:space="preserve">Trabajo 10 como check obligatorio de </w:t>
+              <w:t xml:space="preserve">Los diez trabajos de la CI como checks obligatorios de </w:t>
             </w:r>
             <w:r>
               <w:rPr>
@@ -9246,7 +9637,7 @@
                 <w:sz w:val="18"/>
                 <w:szCs w:val="18"/>
               </w:rPr>
-              <w:t xml:space="preserve">Pendiente</w:t>
+              <w:t xml:space="preserve">Cumplido, en modo estricto y también para administradores</w:t>
             </w:r>
           </w:p>
         </w:tc>
@@ -9277,7 +9668,7 @@
                 <w:sz w:val="18"/>
                 <w:szCs w:val="18"/>
               </w:rPr>
-              <w:t xml:space="preserve">Integración de IT-02 (PR #3) y de los informes</w:t>
+              <w:t xml:space="preserve">Plazo de dos días por rama (D4 §2.16)</w:t>
             </w:r>
           </w:p>
         </w:tc>
@@ -9306,7 +9697,82 @@
                 <w:sz w:val="18"/>
                 <w:szCs w:val="18"/>
               </w:rPr>
-              <w:t xml:space="preserve">IT-02 integrada; informes pendientes</w:t>
+              <w:t xml:space="preserve">Cumplido salvo </w:t>
+            </w:r>
+            <w:r>
+              <w:rPr>
+                <w:rFonts w:ascii="Consolas" w:cs="Consolas" w:eastAsia="Consolas" w:hAnsi="Consolas"/>
+                <w:sz w:val="18"/>
+                <w:szCs w:val="18"/>
+              </w:rPr>
+              <w:t xml:space="preserve">it-02/cierre</w:t>
+            </w:r>
+            <w:r>
+              <w:rPr>
+                <w:sz w:val="18"/>
+                <w:szCs w:val="18"/>
+              </w:rPr>
+              <w:t xml:space="preserve"> (PR #7): 2 días y 9 horas</w:t>
+            </w:r>
+          </w:p>
+        </w:tc>
+      </w:tr>
+      <w:tr>
+        <w:tc>
+          <w:tcPr>
+            <w:tcW w:type="dxa" w:w="5241"/>
+            <w:tcBorders>
+              <w:top w:val="single" w:color="A6A6A6" w:sz="4"/>
+              <w:left w:val="single" w:color="A6A6A6" w:sz="4"/>
+              <w:bottom w:val="single" w:color="A6A6A6" w:sz="4"/>
+              <w:right w:val="single" w:color="A6A6A6" w:sz="4"/>
+            </w:tcBorders>
+            <w:tcMar>
+              <w:top w:type="dxa" w:w="60"/>
+              <w:left w:type="dxa" w:w="90"/>
+              <w:bottom w:type="dxa" w:w="60"/>
+              <w:right w:type="dxa" w:w="90"/>
+            </w:tcMar>
+          </w:tcPr>
+          <w:p>
+            <w:pPr>
+              <w:spacing w:after="30"/>
+            </w:pPr>
+            <w:r>
+              <w:rPr>
+                <w:sz w:val="18"/>
+                <w:szCs w:val="18"/>
+              </w:rPr>
+              <w:t xml:space="preserve">Integración de SYS-FN-05 y 08 (PR #8) y de esta versión de los informes (PR #9)</w:t>
+            </w:r>
+          </w:p>
+        </w:tc>
+        <w:tc>
+          <w:tcPr>
+            <w:tcW w:type="dxa" w:w="4119"/>
+            <w:tcBorders>
+              <w:top w:val="single" w:color="A6A6A6" w:sz="4"/>
+              <w:left w:val="single" w:color="A6A6A6" w:sz="4"/>
+              <w:bottom w:val="single" w:color="A6A6A6" w:sz="4"/>
+              <w:right w:val="single" w:color="A6A6A6" w:sz="4"/>
+            </w:tcBorders>
+            <w:tcMar>
+              <w:top w:type="dxa" w:w="60"/>
+              <w:left w:type="dxa" w:w="90"/>
+              <w:bottom w:type="dxa" w:w="60"/>
+              <w:right w:type="dxa" w:w="90"/>
+            </w:tcMar>
+          </w:tcPr>
+          <w:p>
+            <w:pPr>
+              <w:spacing w:after="30"/>
+            </w:pPr>
+            <w:r>
+              <w:rPr>
+                <w:sz w:val="18"/>
+                <w:szCs w:val="18"/>
+              </w:rPr>
+              <w:t xml:space="preserve">Pendientes de la revisión cruzada</w:t>
             </w:r>
           </w:p>
         </w:tc>
@@ -9446,7 +9912,7 @@
         <w:t xml:space="preserve">.gitignore</w:t>
       </w:r>
       <w:r>
-        <w:t xml:space="preserve">, defectos invisibles en la máquina de desarrollo. La no conformidad principal es de proceso y no de herramienta: la revisión cruzada de DM-05 no consta en las solicitudes ya fusionadas. Registrarla y crear las etiquetas de iteración cierra el ciclo de las líneas base.</w:t>
+        <w:t xml:space="preserve">, defectos invisibles en la máquina de desarrollo. La no conformidad principal es de proceso y no de herramienta: la revisión cruzada de DM-05 no consta en las solicitudes ya fusionadas. La segunda, también de proceso, es que una rama superó el plazo de dos días mientras esperaba la fusión. Registrarla y crear las etiquetas de iteración cierra el ciclo de las líneas base.</w:t>
       </w:r>
     </w:p>
     <w:p>
@@ -10160,7 +10626,7 @@
                 <w:sz w:val="18"/>
                 <w:szCs w:val="18"/>
               </w:rPr>
-              <w:t xml:space="preserve">Fusionada</w:t>
+              <w:t xml:space="preserve">2026-10-17 14:48</w:t>
             </w:r>
           </w:p>
         </w:tc>
@@ -10337,7 +10803,599 @@
                 <w:sz w:val="18"/>
                 <w:szCs w:val="18"/>
               </w:rPr>
-              <w:t xml:space="preserve">—</w:t>
+              <w:t xml:space="preserve">Comentario del autor</w:t>
+            </w:r>
+          </w:p>
+        </w:tc>
+      </w:tr>
+      <w:tr>
+        <w:tc>
+          <w:tcPr>
+            <w:tcW w:type="dxa" w:w="1123"/>
+            <w:tcBorders>
+              <w:top w:val="single" w:color="A6A6A6" w:sz="4"/>
+              <w:left w:val="single" w:color="A6A6A6" w:sz="4"/>
+              <w:bottom w:val="single" w:color="A6A6A6" w:sz="4"/>
+              <w:right w:val="single" w:color="A6A6A6" w:sz="4"/>
+            </w:tcBorders>
+            <w:tcMar>
+              <w:top w:type="dxa" w:w="60"/>
+              <w:left w:type="dxa" w:w="90"/>
+              <w:bottom w:type="dxa" w:w="60"/>
+              <w:right w:type="dxa" w:w="90"/>
+            </w:tcMar>
+          </w:tcPr>
+          <w:p>
+            <w:pPr>
+              <w:spacing w:after="30"/>
+            </w:pPr>
+            <w:r>
+              <w:rPr>
+                <w:sz w:val="18"/>
+                <w:szCs w:val="18"/>
+              </w:rPr>
+              <w:t xml:space="preserve">#5</w:t>
+            </w:r>
+          </w:p>
+        </w:tc>
+        <w:tc>
+          <w:tcPr>
+            <w:tcW w:type="dxa" w:w="1872"/>
+            <w:tcBorders>
+              <w:top w:val="single" w:color="A6A6A6" w:sz="4"/>
+              <w:left w:val="single" w:color="A6A6A6" w:sz="4"/>
+              <w:bottom w:val="single" w:color="A6A6A6" w:sz="4"/>
+              <w:right w:val="single" w:color="A6A6A6" w:sz="4"/>
+            </w:tcBorders>
+            <w:tcMar>
+              <w:top w:type="dxa" w:w="60"/>
+              <w:left w:type="dxa" w:w="90"/>
+              <w:bottom w:type="dxa" w:w="60"/>
+              <w:right w:type="dxa" w:w="90"/>
+            </w:tcMar>
+          </w:tcPr>
+          <w:p>
+            <w:pPr>
+              <w:spacing w:after="30"/>
+            </w:pPr>
+            <w:r>
+              <w:rPr>
+                <w:rFonts w:ascii="Consolas" w:cs="Consolas" w:eastAsia="Consolas" w:hAnsi="Consolas"/>
+                <w:sz w:val="18"/>
+                <w:szCs w:val="18"/>
+              </w:rPr>
+              <w:t xml:space="preserve">it-02/informes</w:t>
+            </w:r>
+          </w:p>
+        </w:tc>
+        <w:tc>
+          <w:tcPr>
+            <w:tcW w:type="dxa" w:w="1872"/>
+            <w:tcBorders>
+              <w:top w:val="single" w:color="A6A6A6" w:sz="4"/>
+              <w:left w:val="single" w:color="A6A6A6" w:sz="4"/>
+              <w:bottom w:val="single" w:color="A6A6A6" w:sz="4"/>
+              <w:right w:val="single" w:color="A6A6A6" w:sz="4"/>
+            </w:tcBorders>
+            <w:tcMar>
+              <w:top w:type="dxa" w:w="60"/>
+              <w:left w:type="dxa" w:w="90"/>
+              <w:bottom w:type="dxa" w:w="60"/>
+              <w:right w:type="dxa" w:w="90"/>
+            </w:tcMar>
+          </w:tcPr>
+          <w:p>
+            <w:pPr>
+              <w:spacing w:after="30"/>
+            </w:pPr>
+            <w:r>
+              <w:rPr>
+                <w:sz w:val="18"/>
+                <w:szCs w:val="18"/>
+              </w:rPr>
+              <w:t xml:space="preserve">2026-10-17 13:36</w:t>
+            </w:r>
+          </w:p>
+        </w:tc>
+        <w:tc>
+          <w:tcPr>
+            <w:tcW w:type="dxa" w:w="2059"/>
+            <w:tcBorders>
+              <w:top w:val="single" w:color="A6A6A6" w:sz="4"/>
+              <w:left w:val="single" w:color="A6A6A6" w:sz="4"/>
+              <w:bottom w:val="single" w:color="A6A6A6" w:sz="4"/>
+              <w:right w:val="single" w:color="A6A6A6" w:sz="4"/>
+            </w:tcBorders>
+            <w:tcMar>
+              <w:top w:type="dxa" w:w="60"/>
+              <w:left w:type="dxa" w:w="90"/>
+              <w:bottom w:type="dxa" w:w="60"/>
+              <w:right w:type="dxa" w:w="90"/>
+            </w:tcMar>
+          </w:tcPr>
+          <w:p>
+            <w:pPr>
+              <w:spacing w:after="30"/>
+            </w:pPr>
+            <w:r>
+              <w:rPr>
+                <w:sz w:val="18"/>
+                <w:szCs w:val="18"/>
+              </w:rPr>
+              <w:t xml:space="preserve">2026-10-17 15:26</w:t>
+            </w:r>
+          </w:p>
+        </w:tc>
+        <w:tc>
+          <w:tcPr>
+            <w:tcW w:type="dxa" w:w="2434"/>
+            <w:tcBorders>
+              <w:top w:val="single" w:color="A6A6A6" w:sz="4"/>
+              <w:left w:val="single" w:color="A6A6A6" w:sz="4"/>
+              <w:bottom w:val="single" w:color="A6A6A6" w:sz="4"/>
+              <w:right w:val="single" w:color="A6A6A6" w:sz="4"/>
+            </w:tcBorders>
+            <w:tcMar>
+              <w:top w:type="dxa" w:w="60"/>
+              <w:left w:type="dxa" w:w="90"/>
+              <w:bottom w:type="dxa" w:w="60"/>
+              <w:right w:type="dxa" w:w="90"/>
+            </w:tcMar>
+          </w:tcPr>
+          <w:p>
+            <w:pPr>
+              <w:spacing w:after="30"/>
+            </w:pPr>
+            <w:r>
+              <w:rPr>
+                <w:sz w:val="18"/>
+                <w:szCs w:val="18"/>
+              </w:rPr>
+              <w:t xml:space="preserve">Revisión automática de CodeQL</w:t>
+            </w:r>
+          </w:p>
+        </w:tc>
+      </w:tr>
+      <w:tr>
+        <w:tc>
+          <w:tcPr>
+            <w:tcW w:type="dxa" w:w="1123"/>
+            <w:tcBorders>
+              <w:top w:val="single" w:color="A6A6A6" w:sz="4"/>
+              <w:left w:val="single" w:color="A6A6A6" w:sz="4"/>
+              <w:bottom w:val="single" w:color="A6A6A6" w:sz="4"/>
+              <w:right w:val="single" w:color="A6A6A6" w:sz="4"/>
+            </w:tcBorders>
+            <w:tcMar>
+              <w:top w:type="dxa" w:w="60"/>
+              <w:left w:type="dxa" w:w="90"/>
+              <w:bottom w:type="dxa" w:w="60"/>
+              <w:right w:type="dxa" w:w="90"/>
+            </w:tcMar>
+          </w:tcPr>
+          <w:p>
+            <w:pPr>
+              <w:spacing w:after="30"/>
+            </w:pPr>
+            <w:r>
+              <w:rPr>
+                <w:sz w:val="18"/>
+                <w:szCs w:val="18"/>
+              </w:rPr>
+              <w:t xml:space="preserve">#6</w:t>
+            </w:r>
+          </w:p>
+        </w:tc>
+        <w:tc>
+          <w:tcPr>
+            <w:tcW w:type="dxa" w:w="1872"/>
+            <w:tcBorders>
+              <w:top w:val="single" w:color="A6A6A6" w:sz="4"/>
+              <w:left w:val="single" w:color="A6A6A6" w:sz="4"/>
+              <w:bottom w:val="single" w:color="A6A6A6" w:sz="4"/>
+              <w:right w:val="single" w:color="A6A6A6" w:sz="4"/>
+            </w:tcBorders>
+            <w:tcMar>
+              <w:top w:type="dxa" w:w="60"/>
+              <w:left w:type="dxa" w:w="90"/>
+              <w:bottom w:type="dxa" w:w="60"/>
+              <w:right w:type="dxa" w:w="90"/>
+            </w:tcMar>
+          </w:tcPr>
+          <w:p>
+            <w:pPr>
+              <w:spacing w:after="30"/>
+            </w:pPr>
+            <w:r>
+              <w:rPr>
+                <w:rFonts w:ascii="Consolas" w:cs="Consolas" w:eastAsia="Consolas" w:hAnsi="Consolas"/>
+                <w:sz w:val="18"/>
+                <w:szCs w:val="18"/>
+              </w:rPr>
+              <w:t xml:space="preserve">it-02/bloqueo</w:t>
+            </w:r>
+          </w:p>
+        </w:tc>
+        <w:tc>
+          <w:tcPr>
+            <w:tcW w:type="dxa" w:w="1872"/>
+            <w:tcBorders>
+              <w:top w:val="single" w:color="A6A6A6" w:sz="4"/>
+              <w:left w:val="single" w:color="A6A6A6" w:sz="4"/>
+              <w:bottom w:val="single" w:color="A6A6A6" w:sz="4"/>
+              <w:right w:val="single" w:color="A6A6A6" w:sz="4"/>
+            </w:tcBorders>
+            <w:tcMar>
+              <w:top w:type="dxa" w:w="60"/>
+              <w:left w:type="dxa" w:w="90"/>
+              <w:bottom w:type="dxa" w:w="60"/>
+              <w:right w:type="dxa" w:w="90"/>
+            </w:tcMar>
+          </w:tcPr>
+          <w:p>
+            <w:pPr>
+              <w:spacing w:after="30"/>
+            </w:pPr>
+            <w:r>
+              <w:rPr>
+                <w:sz w:val="18"/>
+                <w:szCs w:val="18"/>
+              </w:rPr>
+              <w:t xml:space="preserve">2026-10-17 14:58</w:t>
+            </w:r>
+          </w:p>
+        </w:tc>
+        <w:tc>
+          <w:tcPr>
+            <w:tcW w:type="dxa" w:w="2059"/>
+            <w:tcBorders>
+              <w:top w:val="single" w:color="A6A6A6" w:sz="4"/>
+              <w:left w:val="single" w:color="A6A6A6" w:sz="4"/>
+              <w:bottom w:val="single" w:color="A6A6A6" w:sz="4"/>
+              <w:right w:val="single" w:color="A6A6A6" w:sz="4"/>
+            </w:tcBorders>
+            <w:tcMar>
+              <w:top w:type="dxa" w:w="60"/>
+              <w:left w:type="dxa" w:w="90"/>
+              <w:bottom w:type="dxa" w:w="60"/>
+              <w:right w:type="dxa" w:w="90"/>
+            </w:tcMar>
+          </w:tcPr>
+          <w:p>
+            <w:pPr>
+              <w:spacing w:after="30"/>
+            </w:pPr>
+            <w:r>
+              <w:rPr>
+                <w:sz w:val="18"/>
+                <w:szCs w:val="18"/>
+              </w:rPr>
+              <w:t xml:space="preserve">2026-10-17 16:58</w:t>
+            </w:r>
+          </w:p>
+        </w:tc>
+        <w:tc>
+          <w:tcPr>
+            <w:tcW w:type="dxa" w:w="2434"/>
+            <w:tcBorders>
+              <w:top w:val="single" w:color="A6A6A6" w:sz="4"/>
+              <w:left w:val="single" w:color="A6A6A6" w:sz="4"/>
+              <w:bottom w:val="single" w:color="A6A6A6" w:sz="4"/>
+              <w:right w:val="single" w:color="A6A6A6" w:sz="4"/>
+            </w:tcBorders>
+            <w:tcMar>
+              <w:top w:type="dxa" w:w="60"/>
+              <w:left w:type="dxa" w:w="90"/>
+              <w:bottom w:type="dxa" w:w="60"/>
+              <w:right w:type="dxa" w:w="90"/>
+            </w:tcMar>
+          </w:tcPr>
+          <w:p>
+            <w:pPr>
+              <w:spacing w:after="30"/>
+            </w:pPr>
+            <w:r>
+              <w:rPr>
+                <w:sz w:val="18"/>
+                <w:szCs w:val="18"/>
+              </w:rPr>
+              <w:t xml:space="preserve">Ninguna</w:t>
+            </w:r>
+          </w:p>
+        </w:tc>
+      </w:tr>
+      <w:tr>
+        <w:tc>
+          <w:tcPr>
+            <w:tcW w:type="dxa" w:w="1123"/>
+            <w:tcBorders>
+              <w:top w:val="single" w:color="A6A6A6" w:sz="4"/>
+              <w:left w:val="single" w:color="A6A6A6" w:sz="4"/>
+              <w:bottom w:val="single" w:color="A6A6A6" w:sz="4"/>
+              <w:right w:val="single" w:color="A6A6A6" w:sz="4"/>
+            </w:tcBorders>
+            <w:tcMar>
+              <w:top w:type="dxa" w:w="60"/>
+              <w:left w:type="dxa" w:w="90"/>
+              <w:bottom w:type="dxa" w:w="60"/>
+              <w:right w:type="dxa" w:w="90"/>
+            </w:tcMar>
+          </w:tcPr>
+          <w:p>
+            <w:pPr>
+              <w:spacing w:after="30"/>
+            </w:pPr>
+            <w:r>
+              <w:rPr>
+                <w:sz w:val="18"/>
+                <w:szCs w:val="18"/>
+              </w:rPr>
+              <w:t xml:space="preserve">#7</w:t>
+            </w:r>
+          </w:p>
+        </w:tc>
+        <w:tc>
+          <w:tcPr>
+            <w:tcW w:type="dxa" w:w="1872"/>
+            <w:tcBorders>
+              <w:top w:val="single" w:color="A6A6A6" w:sz="4"/>
+              <w:left w:val="single" w:color="A6A6A6" w:sz="4"/>
+              <w:bottom w:val="single" w:color="A6A6A6" w:sz="4"/>
+              <w:right w:val="single" w:color="A6A6A6" w:sz="4"/>
+            </w:tcBorders>
+            <w:tcMar>
+              <w:top w:type="dxa" w:w="60"/>
+              <w:left w:type="dxa" w:w="90"/>
+              <w:bottom w:type="dxa" w:w="60"/>
+              <w:right w:type="dxa" w:w="90"/>
+            </w:tcMar>
+          </w:tcPr>
+          <w:p>
+            <w:pPr>
+              <w:spacing w:after="30"/>
+            </w:pPr>
+            <w:r>
+              <w:rPr>
+                <w:rFonts w:ascii="Consolas" w:cs="Consolas" w:eastAsia="Consolas" w:hAnsi="Consolas"/>
+                <w:sz w:val="18"/>
+                <w:szCs w:val="18"/>
+              </w:rPr>
+              <w:t xml:space="preserve">it-02/cierre</w:t>
+            </w:r>
+          </w:p>
+        </w:tc>
+        <w:tc>
+          <w:tcPr>
+            <w:tcW w:type="dxa" w:w="1872"/>
+            <w:tcBorders>
+              <w:top w:val="single" w:color="A6A6A6" w:sz="4"/>
+              <w:left w:val="single" w:color="A6A6A6" w:sz="4"/>
+              <w:bottom w:val="single" w:color="A6A6A6" w:sz="4"/>
+              <w:right w:val="single" w:color="A6A6A6" w:sz="4"/>
+            </w:tcBorders>
+            <w:tcMar>
+              <w:top w:type="dxa" w:w="60"/>
+              <w:left w:type="dxa" w:w="90"/>
+              <w:bottom w:type="dxa" w:w="60"/>
+              <w:right w:type="dxa" w:w="90"/>
+            </w:tcMar>
+          </w:tcPr>
+          <w:p>
+            <w:pPr>
+              <w:spacing w:after="30"/>
+            </w:pPr>
+            <w:r>
+              <w:rPr>
+                <w:sz w:val="18"/>
+                <w:szCs w:val="18"/>
+              </w:rPr>
+              <w:t xml:space="preserve">2026-10-17 17:01</w:t>
+            </w:r>
+          </w:p>
+        </w:tc>
+        <w:tc>
+          <w:tcPr>
+            <w:tcW w:type="dxa" w:w="2059"/>
+            <w:tcBorders>
+              <w:top w:val="single" w:color="A6A6A6" w:sz="4"/>
+              <w:left w:val="single" w:color="A6A6A6" w:sz="4"/>
+              <w:bottom w:val="single" w:color="A6A6A6" w:sz="4"/>
+              <w:right w:val="single" w:color="A6A6A6" w:sz="4"/>
+            </w:tcBorders>
+            <w:tcMar>
+              <w:top w:type="dxa" w:w="60"/>
+              <w:left w:type="dxa" w:w="90"/>
+              <w:bottom w:type="dxa" w:w="60"/>
+              <w:right w:type="dxa" w:w="90"/>
+            </w:tcMar>
+          </w:tcPr>
+          <w:p>
+            <w:pPr>
+              <w:spacing w:after="30"/>
+            </w:pPr>
+            <w:r>
+              <w:rPr>
+                <w:sz w:val="18"/>
+                <w:szCs w:val="18"/>
+              </w:rPr>
+              <w:t xml:space="preserve">2026-10-20 01:57</w:t>
+            </w:r>
+          </w:p>
+        </w:tc>
+        <w:tc>
+          <w:tcPr>
+            <w:tcW w:type="dxa" w:w="2434"/>
+            <w:tcBorders>
+              <w:top w:val="single" w:color="A6A6A6" w:sz="4"/>
+              <w:left w:val="single" w:color="A6A6A6" w:sz="4"/>
+              <w:bottom w:val="single" w:color="A6A6A6" w:sz="4"/>
+              <w:right w:val="single" w:color="A6A6A6" w:sz="4"/>
+            </w:tcBorders>
+            <w:tcMar>
+              <w:top w:type="dxa" w:w="60"/>
+              <w:left w:type="dxa" w:w="90"/>
+              <w:bottom w:type="dxa" w:w="60"/>
+              <w:right w:type="dxa" w:w="90"/>
+            </w:tcMar>
+          </w:tcPr>
+          <w:p>
+            <w:pPr>
+              <w:spacing w:after="30"/>
+            </w:pPr>
+            <w:r>
+              <w:rPr>
+                <w:sz w:val="18"/>
+                <w:szCs w:val="18"/>
+              </w:rPr>
+              <w:t xml:space="preserve">Comentario de aprobación de la cuenta del autor; no es revisión cruzada</w:t>
+            </w:r>
+          </w:p>
+        </w:tc>
+      </w:tr>
+      <w:tr>
+        <w:tc>
+          <w:tcPr>
+            <w:tcW w:type="dxa" w:w="1123"/>
+            <w:tcBorders>
+              <w:top w:val="single" w:color="A6A6A6" w:sz="4"/>
+              <w:left w:val="single" w:color="A6A6A6" w:sz="4"/>
+              <w:bottom w:val="single" w:color="A6A6A6" w:sz="4"/>
+              <w:right w:val="single" w:color="A6A6A6" w:sz="4"/>
+            </w:tcBorders>
+            <w:tcMar>
+              <w:top w:type="dxa" w:w="60"/>
+              <w:left w:type="dxa" w:w="90"/>
+              <w:bottom w:type="dxa" w:w="60"/>
+              <w:right w:type="dxa" w:w="90"/>
+            </w:tcMar>
+          </w:tcPr>
+          <w:p>
+            <w:pPr>
+              <w:spacing w:after="30"/>
+            </w:pPr>
+            <w:r>
+              <w:rPr>
+                <w:sz w:val="18"/>
+                <w:szCs w:val="18"/>
+              </w:rPr>
+              <w:t xml:space="preserve">#8</w:t>
+            </w:r>
+          </w:p>
+        </w:tc>
+        <w:tc>
+          <w:tcPr>
+            <w:tcW w:type="dxa" w:w="1872"/>
+            <w:tcBorders>
+              <w:top w:val="single" w:color="A6A6A6" w:sz="4"/>
+              <w:left w:val="single" w:color="A6A6A6" w:sz="4"/>
+              <w:bottom w:val="single" w:color="A6A6A6" w:sz="4"/>
+              <w:right w:val="single" w:color="A6A6A6" w:sz="4"/>
+            </w:tcBorders>
+            <w:tcMar>
+              <w:top w:type="dxa" w:w="60"/>
+              <w:left w:type="dxa" w:w="90"/>
+              <w:bottom w:type="dxa" w:w="60"/>
+              <w:right w:type="dxa" w:w="90"/>
+            </w:tcMar>
+          </w:tcPr>
+          <w:p>
+            <w:pPr>
+              <w:spacing w:after="30"/>
+            </w:pPr>
+            <w:r>
+              <w:rPr>
+                <w:rFonts w:ascii="Consolas" w:cs="Consolas" w:eastAsia="Consolas" w:hAnsi="Consolas"/>
+                <w:sz w:val="18"/>
+                <w:szCs w:val="18"/>
+              </w:rPr>
+              <w:t xml:space="preserve">it-02/recuperacion</w:t>
+            </w:r>
+          </w:p>
+        </w:tc>
+        <w:tc>
+          <w:tcPr>
+            <w:tcW w:type="dxa" w:w="1872"/>
+            <w:tcBorders>
+              <w:top w:val="single" w:color="A6A6A6" w:sz="4"/>
+              <w:left w:val="single" w:color="A6A6A6" w:sz="4"/>
+              <w:bottom w:val="single" w:color="A6A6A6" w:sz="4"/>
+              <w:right w:val="single" w:color="A6A6A6" w:sz="4"/>
+            </w:tcBorders>
+            <w:tcMar>
+              <w:top w:type="dxa" w:w="60"/>
+              <w:left w:type="dxa" w:w="90"/>
+              <w:bottom w:type="dxa" w:w="60"/>
+              <w:right w:type="dxa" w:w="90"/>
+            </w:tcMar>
+          </w:tcPr>
+          <w:p>
+            <w:pPr>
+              <w:spacing w:after="30"/>
+            </w:pPr>
+            <w:r>
+              <w:rPr>
+                <w:sz w:val="18"/>
+                <w:szCs w:val="18"/>
+              </w:rPr>
+              <w:t xml:space="preserve">2026-10-20 02:01</w:t>
+            </w:r>
+          </w:p>
+        </w:tc>
+        <w:tc>
+          <w:tcPr>
+            <w:tcW w:type="dxa" w:w="2059"/>
+            <w:tcBorders>
+              <w:top w:val="single" w:color="A6A6A6" w:sz="4"/>
+              <w:left w:val="single" w:color="A6A6A6" w:sz="4"/>
+              <w:bottom w:val="single" w:color="A6A6A6" w:sz="4"/>
+              <w:right w:val="single" w:color="A6A6A6" w:sz="4"/>
+            </w:tcBorders>
+            <w:tcMar>
+              <w:top w:type="dxa" w:w="60"/>
+              <w:left w:type="dxa" w:w="90"/>
+              <w:bottom w:type="dxa" w:w="60"/>
+              <w:right w:type="dxa" w:w="90"/>
+            </w:tcMar>
+          </w:tcPr>
+          <w:p>
+            <w:pPr>
+              <w:spacing w:after="30"/>
+            </w:pPr>
+            <w:r>
+              <w:rPr>
+                <w:sz w:val="18"/>
+                <w:szCs w:val="18"/>
+              </w:rPr>
+              <w:t xml:space="preserve">Abierta</w:t>
+            </w:r>
+          </w:p>
+        </w:tc>
+        <w:tc>
+          <w:tcPr>
+            <w:tcW w:type="dxa" w:w="2434"/>
+            <w:tcBorders>
+              <w:top w:val="single" w:color="A6A6A6" w:sz="4"/>
+              <w:left w:val="single" w:color="A6A6A6" w:sz="4"/>
+              <w:bottom w:val="single" w:color="A6A6A6" w:sz="4"/>
+              <w:right w:val="single" w:color="A6A6A6" w:sz="4"/>
+            </w:tcBorders>
+            <w:tcMar>
+              <w:top w:type="dxa" w:w="60"/>
+              <w:left w:type="dxa" w:w="90"/>
+              <w:bottom w:type="dxa" w:w="60"/>
+              <w:right w:type="dxa" w:w="90"/>
+            </w:tcMar>
+          </w:tcPr>
+          <w:p>
+            <w:pPr>
+              <w:spacing w:after="30"/>
+            </w:pPr>
+            <w:r>
+              <w:rPr>
+                <w:sz w:val="18"/>
+                <w:szCs w:val="18"/>
+              </w:rPr>
+              <w:t xml:space="preserve">Pendiente de la revisión cruzada</w:t>
             </w:r>
           </w:p>
         </w:tc>

--- a/docs/informes/Informe6_Repositorio_AbasteceNi_v1.0.docx
+++ b/docs/informes/Informe6_Repositorio_AbasteceNi_v1.0.docx
@@ -5824,7 +5824,7 @@
                 <w:sz w:val="18"/>
                 <w:szCs w:val="18"/>
               </w:rPr>
-              <w:t xml:space="preserve">20</w:t>
+              <w:t xml:space="preserve">21</w:t>
             </w:r>
           </w:p>
         </w:tc>
@@ -6004,7 +6004,7 @@
                 <w:sz w:val="18"/>
                 <w:szCs w:val="18"/>
               </w:rPr>
-              <w:t xml:space="preserve">7</w:t>
+              <w:t xml:space="preserve">9</w:t>
             </w:r>
           </w:p>
         </w:tc>
@@ -6330,7 +6330,7 @@
         <w:jc w:val="both"/>
       </w:pPr>
       <w:r>
-        <w:t xml:space="preserve">De los 58 commits sin fusión desde IT-00, 57 llevan al menos una referencia entre corchetes a un requisito, una decisión o un elemento de la matriz, lo que permite la trazabilidad desde el historial hasta la serie (ISO/IEC/IEEE 29148, atributo de trazabilidad).</w:t>
+        <w:t xml:space="preserve">De los 61 commits sin fusión desde IT-00, 60 llevan al menos una referencia entre corchetes a un requisito, una decisión o un elemento de la matriz, lo que permite la trazabilidad desde el historial hasta la serie (ISO/IEC/IEEE 29148, atributo de trazabilidad).</w:t>
       </w:r>
     </w:p>
     <w:p>
@@ -6425,7 +6425,7 @@
         <w:t xml:space="preserve">docs/evidencia/discrepancias.md</w:t>
       </w:r>
       <w:r>
-        <w:t xml:space="preserve"> registra 39 entradas (DIS-01 a DIS-39), todas resueltas con aprobación del equipo; las cuatro últimas, del 19 de octubre, fijan las reglas de SYS-FN-05 y 08, el aplazamiento de SYS-FN-06 y las etiquetas de las pantallas de recuperación. Las de DIS-32 y DIS-35 modifican MD-01 y quedan pendientes de incorporarse a D5 v1.2. Ninguna regla de negocio se fijó sin aprobación del equipo (CLAUDE.md §1).</w:t>
+        <w:t xml:space="preserve"> registra 40 entradas (DIS-01 a DIS-40). Las 39 primeras están resueltas con aprobación del equipo; DIS-36 a DIS-39, del 19 de octubre, fijan las reglas de SYS-FN-05 y 08, el aplazamiento de SYS-FN-06 y las etiquetas de las pantallas de recuperación. DIS-40, abierta, propone llevar la traza de peticiones a un middleware para registrar también los rechazos de los guards. Las de DIS-32 y DIS-35 modifican MD-01 y quedan pendientes de incorporarse a D5 v1.2. Ninguna regla de negocio se fijó sin aprobación del equipo (CLAUDE.md §1).</w:t>
       </w:r>
     </w:p>
     <w:p>
@@ -8606,7 +8606,7 @@
                 <w:sz w:val="18"/>
                 <w:szCs w:val="18"/>
               </w:rPr>
-              <w:t xml:space="preserve">39 entradas, todas resueltas</w:t>
+              <w:t xml:space="preserve">40 entradas: 39 resueltas y 1 abierta (DIS-40)</w:t>
             </w:r>
           </w:p>
         </w:tc>
